--- a/resources/eot-se-template.docx
+++ b/resources/eot-se-template.docx
@@ -4009,7 +4009,7 @@
                 <w:szCs w:val="20"/>
                 <w:lang w:bidi="te-IN"/>
               </w:rPr>
-              <w:t xml:space="preserve">_______________ </w:t>
+              <w:t xml:space="preserve">{{circle}} Circle-{{cno}}, {{Corporation}}</w:t>
             </w:r>
             <w:r>
               <w:rPr>
@@ -4020,7 +4020,7 @@
                 <w:szCs w:val="20"/>
                 <w:lang w:bidi="te-IN"/>
               </w:rPr>
-              <w:t>Circle-</w:t>
+              <w:t/>
             </w:r>
             <w:r>
               <w:rPr>
@@ -4031,7 +4031,7 @@
                 <w:szCs w:val="20"/>
                 <w:lang w:bidi="te-IN"/>
               </w:rPr>
-              <w:t>___</w:t>
+              <w:t/>
             </w:r>
             <w:r>
               <w:rPr>
@@ -4042,7 +4042,7 @@
                 <w:szCs w:val="20"/>
                 <w:lang w:bidi="te-IN"/>
               </w:rPr>
-              <w:t xml:space="preserve">, </w:t>
+              <w:t xml:space="preserve"/>
             </w:r>
             <w:r>
               <w:rPr>
@@ -4053,7 +4053,7 @@
                 <w:szCs w:val="20"/>
                 <w:lang w:bidi="te-IN"/>
               </w:rPr>
-              <w:t>______</w:t>
+              <w:t/>
             </w:r>
           </w:p>
         </w:tc>
@@ -4114,7 +4114,7 @@
                 <w:szCs w:val="20"/>
                 <w:lang w:bidi="te-IN"/>
               </w:rPr>
-              <w:t>______________________</w:t>
+              <w:t xml:space="preserve">{{zone}} Zone, {{Corporation}}</w:t>
             </w:r>
             <w:r>
               <w:rPr>
@@ -4125,7 +4125,7 @@
                 <w:szCs w:val="20"/>
                 <w:lang w:bidi="te-IN"/>
               </w:rPr>
-              <w:t xml:space="preserve"> Zone, </w:t>
+              <w:t xml:space="preserve"/>
             </w:r>
             <w:r>
               <w:rPr>
@@ -4136,7 +4136,7 @@
                 <w:szCs w:val="20"/>
                 <w:lang w:bidi="te-IN"/>
               </w:rPr>
-              <w:t>________</w:t>
+              <w:t/>
             </w:r>
           </w:p>
         </w:tc>
